--- a/operator_discovery/bipartite/results/METHODOLOGY_DOCUMENT.docx
+++ b/operator_discovery/bipartite/results/METHODOLOGY_DOCUMENT.docx
@@ -34,7 +34,7 @@
           <w:color w:val="2E75B6"/>
           <w:sz w:val="32"/>
         </w:rPr>
-        <w:t>Complete Methodology Document for Regeneron STS</w:t>
+        <w:t>Complete Methodology Document for the project</w:t>
       </w:r>
     </w:p>
     <w:p/>
@@ -7873,7 +7873,7 @@
         <w:pStyle w:val="Heading1"/>
       </w:pPr>
       <w:r>
-        <w:t>7. METHODS SUMMARY (Technical, for STS Report)</w:t>
+        <w:t>7. METHODS SUMMARY (Technical, for competition Report)</w:t>
       </w:r>
     </w:p>
     <w:p>
